--- a/2 Лаба.docx
+++ b/2 Лаба.docx
@@ -766,6 +766,73 @@
               </w:rPr>
               <w:t> </w:t>
             </w:r>
+          </w:p>
+          <w:p>
+            <w:pPr>
+              <w:spacing w:after="0" w:line="273" w:lineRule="auto"/>
+              <w:rPr>
+                <w:rFonts w:ascii="Times New Roman" w:eastAsia="Times New Roman" w:hAnsi="Times New Roman" w:cs="Times New Roman"/>
+                <w:kern w:val="0"/>
+                <w:sz w:val="24"/>
+                <w:szCs w:val="24"/>
+                <w:lang w:eastAsia="ru-RU"/>
+                <w14:ligatures w14:val="none"/>
+              </w:rPr>
+            </w:pPr>
+          </w:p>
+          <w:p>
+            <w:pPr>
+              <w:spacing w:after="0" w:line="273" w:lineRule="auto"/>
+              <w:rPr>
+                <w:rFonts w:ascii="Times New Roman" w:eastAsia="Times New Roman" w:hAnsi="Times New Roman" w:cs="Times New Roman"/>
+                <w:kern w:val="0"/>
+                <w:sz w:val="24"/>
+                <w:szCs w:val="24"/>
+                <w:lang w:eastAsia="ru-RU"/>
+                <w14:ligatures w14:val="none"/>
+              </w:rPr>
+            </w:pPr>
+          </w:p>
+          <w:p>
+            <w:pPr>
+              <w:spacing w:after="0" w:line="273" w:lineRule="auto"/>
+              <w:rPr>
+                <w:rFonts w:ascii="Times New Roman" w:eastAsia="Times New Roman" w:hAnsi="Times New Roman" w:cs="Times New Roman"/>
+                <w:kern w:val="0"/>
+                <w:sz w:val="24"/>
+                <w:szCs w:val="24"/>
+                <w:lang w:eastAsia="ru-RU"/>
+                <w14:ligatures w14:val="none"/>
+              </w:rPr>
+            </w:pPr>
+          </w:p>
+          <w:p>
+            <w:pPr>
+              <w:spacing w:after="0" w:line="273" w:lineRule="auto"/>
+              <w:rPr>
+                <w:rFonts w:ascii="Times New Roman" w:eastAsia="Times New Roman" w:hAnsi="Times New Roman" w:cs="Times New Roman"/>
+                <w:kern w:val="0"/>
+                <w:sz w:val="24"/>
+                <w:szCs w:val="24"/>
+                <w:lang w:eastAsia="ru-RU"/>
+                <w14:ligatures w14:val="none"/>
+              </w:rPr>
+            </w:pPr>
+          </w:p>
+          <w:p>
+            <w:pPr>
+              <w:spacing w:after="0" w:line="273" w:lineRule="auto"/>
+              <w:rPr>
+                <w:rFonts w:ascii="Times New Roman" w:eastAsia="Times New Roman" w:hAnsi="Times New Roman" w:cs="Times New Roman"/>
+                <w:kern w:val="0"/>
+                <w:sz w:val="24"/>
+                <w:szCs w:val="24"/>
+                <w:lang w:eastAsia="ru-RU"/>
+                <w14:ligatures w14:val="none"/>
+              </w:rPr>
+            </w:pPr>
+            <w:bookmarkStart w:id="1" w:name="_GoBack"/>
+            <w:bookmarkEnd w:id="1"/>
           </w:p>
         </w:tc>
       </w:tr>
@@ -2894,6 +2961,15 @@
     </w:p>
     <w:sdt>
       <w:sdtPr>
+        <w:rPr>
+          <w:rFonts w:asciiTheme="minorHAnsi" w:eastAsiaTheme="minorHAnsi" w:hAnsiTheme="minorHAnsi" w:cstheme="minorBidi"/>
+          <w:color w:val="auto"/>
+          <w:kern w:val="2"/>
+          <w:sz w:val="22"/>
+          <w:szCs w:val="22"/>
+          <w:lang w:eastAsia="en-US"/>
+          <w14:ligatures w14:val="standardContextual"/>
+        </w:rPr>
         <w:id w:val="-537820424"/>
         <w:docPartObj>
           <w:docPartGallery w:val="Table of Contents"/>
@@ -2902,15 +2978,8 @@
       </w:sdtPr>
       <w:sdtEndPr>
         <w:rPr>
-          <w:rFonts w:asciiTheme="minorHAnsi" w:eastAsiaTheme="minorHAnsi" w:hAnsiTheme="minorHAnsi" w:cstheme="minorBidi"/>
           <w:b/>
           <w:bCs/>
-          <w:color w:val="auto"/>
-          <w:kern w:val="2"/>
-          <w:sz w:val="22"/>
-          <w:szCs w:val="22"/>
-          <w:lang w:eastAsia="en-US"/>
-          <w14:ligatures w14:val="standardContextual"/>
         </w:rPr>
       </w:sdtEndPr>
       <w:sdtContent>
@@ -2941,13 +3010,15 @@
             <w:tabs>
               <w:tab w:val="right" w:leader="dot" w:pos="9345"/>
             </w:tabs>
-            <w:spacing w:line="360" w:lineRule="auto"/>
+            <w:spacing w:after="0" w:line="360" w:lineRule="auto"/>
             <w:rPr>
-              <w:rFonts w:ascii="Times New Roman" w:hAnsi="Times New Roman" w:cs="Times New Roman"/>
+              <w:rFonts w:ascii="Times New Roman" w:eastAsiaTheme="minorEastAsia" w:hAnsi="Times New Roman" w:cs="Times New Roman"/>
               <w:noProof/>
-              <w:color w:val="000000" w:themeColor="text1"/>
+              <w:kern w:val="0"/>
               <w:sz w:val="28"/>
               <w:szCs w:val="28"/>
+              <w:lang w:eastAsia="ru-RU"/>
+              <w14:ligatures w14:val="none"/>
             </w:rPr>
           </w:pPr>
           <w:r>
@@ -2983,13 +3054,12 @@
             </w:rPr>
             <w:fldChar w:fldCharType="separate"/>
           </w:r>
-          <w:hyperlink w:anchor="_Toc221880427" w:history="1">
+          <w:hyperlink w:anchor="_Toc221884440" w:history="1">
             <w:r>
               <w:rPr>
                 <w:rStyle w:val="ab"/>
                 <w:rFonts w:ascii="Times New Roman" w:hAnsi="Times New Roman" w:cs="Times New Roman"/>
                 <w:noProof/>
-                <w:color w:val="000000" w:themeColor="text1"/>
                 <w:sz w:val="28"/>
                 <w:szCs w:val="28"/>
               </w:rPr>
@@ -3000,7 +3070,6 @@
                 <w:rFonts w:ascii="Times New Roman" w:hAnsi="Times New Roman" w:cs="Times New Roman"/>
                 <w:noProof/>
                 <w:webHidden/>
-                <w:color w:val="000000" w:themeColor="text1"/>
                 <w:sz w:val="28"/>
                 <w:szCs w:val="28"/>
               </w:rPr>
@@ -3011,7 +3080,6 @@
                 <w:rFonts w:ascii="Times New Roman" w:hAnsi="Times New Roman" w:cs="Times New Roman"/>
                 <w:noProof/>
                 <w:webHidden/>
-                <w:color w:val="000000" w:themeColor="text1"/>
                 <w:sz w:val="28"/>
                 <w:szCs w:val="28"/>
               </w:rPr>
@@ -3022,18 +3090,16 @@
                 <w:rFonts w:ascii="Times New Roman" w:hAnsi="Times New Roman" w:cs="Times New Roman"/>
                 <w:noProof/>
                 <w:webHidden/>
-                <w:color w:val="000000" w:themeColor="text1"/>
                 <w:sz w:val="28"/>
                 <w:szCs w:val="28"/>
               </w:rPr>
-              <w:instrText xml:space="preserve"> PAGEREF _Toc221880427 \h </w:instrText>
+              <w:instrText xml:space="preserve"> PAGEREF _Toc221884440 \h </w:instrText>
             </w:r>
             <w:r>
               <w:rPr>
                 <w:rFonts w:ascii="Times New Roman" w:hAnsi="Times New Roman" w:cs="Times New Roman"/>
                 <w:noProof/>
                 <w:webHidden/>
-                <w:color w:val="000000" w:themeColor="text1"/>
                 <w:sz w:val="28"/>
                 <w:szCs w:val="28"/>
               </w:rPr>
@@ -3043,7 +3109,6 @@
                 <w:rFonts w:ascii="Times New Roman" w:hAnsi="Times New Roman" w:cs="Times New Roman"/>
                 <w:noProof/>
                 <w:webHidden/>
-                <w:color w:val="000000" w:themeColor="text1"/>
                 <w:sz w:val="28"/>
                 <w:szCs w:val="28"/>
               </w:rPr>
@@ -3054,7 +3119,6 @@
                 <w:rFonts w:ascii="Times New Roman" w:hAnsi="Times New Roman" w:cs="Times New Roman"/>
                 <w:noProof/>
                 <w:webHidden/>
-                <w:color w:val="000000" w:themeColor="text1"/>
                 <w:sz w:val="28"/>
                 <w:szCs w:val="28"/>
               </w:rPr>
@@ -3065,7 +3129,6 @@
                 <w:rFonts w:ascii="Times New Roman" w:hAnsi="Times New Roman" w:cs="Times New Roman"/>
                 <w:noProof/>
                 <w:webHidden/>
-                <w:color w:val="000000" w:themeColor="text1"/>
                 <w:sz w:val="28"/>
                 <w:szCs w:val="28"/>
               </w:rPr>
@@ -3079,22 +3142,23 @@
             <w:tabs>
               <w:tab w:val="right" w:leader="dot" w:pos="9345"/>
             </w:tabs>
-            <w:spacing w:line="360" w:lineRule="auto"/>
+            <w:spacing w:after="0" w:line="360" w:lineRule="auto"/>
             <w:rPr>
-              <w:rFonts w:ascii="Times New Roman" w:hAnsi="Times New Roman" w:cs="Times New Roman"/>
+              <w:rFonts w:ascii="Times New Roman" w:eastAsiaTheme="minorEastAsia" w:hAnsi="Times New Roman" w:cs="Times New Roman"/>
               <w:noProof/>
-              <w:color w:val="000000" w:themeColor="text1"/>
+              <w:kern w:val="0"/>
               <w:sz w:val="28"/>
               <w:szCs w:val="28"/>
+              <w:lang w:eastAsia="ru-RU"/>
+              <w14:ligatures w14:val="none"/>
             </w:rPr>
           </w:pPr>
-          <w:hyperlink w:anchor="_Toc221880428" w:history="1">
+          <w:hyperlink w:anchor="_Toc221884441" w:history="1">
             <w:r>
               <w:rPr>
                 <w:rStyle w:val="ab"/>
                 <w:rFonts w:ascii="Times New Roman" w:hAnsi="Times New Roman" w:cs="Times New Roman"/>
                 <w:noProof/>
-                <w:color w:val="000000" w:themeColor="text1"/>
                 <w:sz w:val="28"/>
                 <w:szCs w:val="28"/>
               </w:rPr>
@@ -3105,7 +3169,6 @@
                 <w:rFonts w:ascii="Times New Roman" w:hAnsi="Times New Roman" w:cs="Times New Roman"/>
                 <w:noProof/>
                 <w:webHidden/>
-                <w:color w:val="000000" w:themeColor="text1"/>
                 <w:sz w:val="28"/>
                 <w:szCs w:val="28"/>
               </w:rPr>
@@ -3116,7 +3179,6 @@
                 <w:rFonts w:ascii="Times New Roman" w:hAnsi="Times New Roman" w:cs="Times New Roman"/>
                 <w:noProof/>
                 <w:webHidden/>
-                <w:color w:val="000000" w:themeColor="text1"/>
                 <w:sz w:val="28"/>
                 <w:szCs w:val="28"/>
               </w:rPr>
@@ -3127,18 +3189,16 @@
                 <w:rFonts w:ascii="Times New Roman" w:hAnsi="Times New Roman" w:cs="Times New Roman"/>
                 <w:noProof/>
                 <w:webHidden/>
-                <w:color w:val="000000" w:themeColor="text1"/>
                 <w:sz w:val="28"/>
                 <w:szCs w:val="28"/>
               </w:rPr>
-              <w:instrText xml:space="preserve"> PAGEREF _Toc221880428 \h </w:instrText>
+              <w:instrText xml:space="preserve"> PAGEREF _Toc221884441 \h </w:instrText>
             </w:r>
             <w:r>
               <w:rPr>
                 <w:rFonts w:ascii="Times New Roman" w:hAnsi="Times New Roman" w:cs="Times New Roman"/>
                 <w:noProof/>
                 <w:webHidden/>
-                <w:color w:val="000000" w:themeColor="text1"/>
                 <w:sz w:val="28"/>
                 <w:szCs w:val="28"/>
               </w:rPr>
@@ -3148,7 +3208,6 @@
                 <w:rFonts w:ascii="Times New Roman" w:hAnsi="Times New Roman" w:cs="Times New Roman"/>
                 <w:noProof/>
                 <w:webHidden/>
-                <w:color w:val="000000" w:themeColor="text1"/>
                 <w:sz w:val="28"/>
                 <w:szCs w:val="28"/>
               </w:rPr>
@@ -3159,7 +3218,6 @@
                 <w:rFonts w:ascii="Times New Roman" w:hAnsi="Times New Roman" w:cs="Times New Roman"/>
                 <w:noProof/>
                 <w:webHidden/>
-                <w:color w:val="000000" w:themeColor="text1"/>
                 <w:sz w:val="28"/>
                 <w:szCs w:val="28"/>
               </w:rPr>
@@ -3170,7 +3228,6 @@
                 <w:rFonts w:ascii="Times New Roman" w:hAnsi="Times New Roman" w:cs="Times New Roman"/>
                 <w:noProof/>
                 <w:webHidden/>
-                <w:color w:val="000000" w:themeColor="text1"/>
                 <w:sz w:val="28"/>
                 <w:szCs w:val="28"/>
               </w:rPr>
@@ -3184,22 +3241,23 @@
             <w:tabs>
               <w:tab w:val="right" w:leader="dot" w:pos="9345"/>
             </w:tabs>
-            <w:spacing w:line="360" w:lineRule="auto"/>
+            <w:spacing w:after="0" w:line="360" w:lineRule="auto"/>
             <w:rPr>
-              <w:rFonts w:ascii="Times New Roman" w:hAnsi="Times New Roman" w:cs="Times New Roman"/>
+              <w:rFonts w:ascii="Times New Roman" w:eastAsiaTheme="minorEastAsia" w:hAnsi="Times New Roman" w:cs="Times New Roman"/>
               <w:noProof/>
-              <w:color w:val="000000" w:themeColor="text1"/>
+              <w:kern w:val="0"/>
               <w:sz w:val="28"/>
               <w:szCs w:val="28"/>
+              <w:lang w:eastAsia="ru-RU"/>
+              <w14:ligatures w14:val="none"/>
             </w:rPr>
           </w:pPr>
-          <w:hyperlink w:anchor="_Toc221880429" w:history="1">
+          <w:hyperlink w:anchor="_Toc221884442" w:history="1">
             <w:r>
               <w:rPr>
                 <w:rStyle w:val="ab"/>
                 <w:rFonts w:ascii="Times New Roman" w:hAnsi="Times New Roman" w:cs="Times New Roman"/>
                 <w:noProof/>
-                <w:color w:val="000000" w:themeColor="text1"/>
                 <w:sz w:val="28"/>
                 <w:szCs w:val="28"/>
               </w:rPr>
@@ -3210,7 +3268,6 @@
                 <w:rFonts w:ascii="Times New Roman" w:hAnsi="Times New Roman" w:cs="Times New Roman"/>
                 <w:noProof/>
                 <w:webHidden/>
-                <w:color w:val="000000" w:themeColor="text1"/>
                 <w:sz w:val="28"/>
                 <w:szCs w:val="28"/>
               </w:rPr>
@@ -3221,7 +3278,6 @@
                 <w:rFonts w:ascii="Times New Roman" w:hAnsi="Times New Roman" w:cs="Times New Roman"/>
                 <w:noProof/>
                 <w:webHidden/>
-                <w:color w:val="000000" w:themeColor="text1"/>
                 <w:sz w:val="28"/>
                 <w:szCs w:val="28"/>
               </w:rPr>
@@ -3232,18 +3288,16 @@
                 <w:rFonts w:ascii="Times New Roman" w:hAnsi="Times New Roman" w:cs="Times New Roman"/>
                 <w:noProof/>
                 <w:webHidden/>
-                <w:color w:val="000000" w:themeColor="text1"/>
                 <w:sz w:val="28"/>
                 <w:szCs w:val="28"/>
               </w:rPr>
-              <w:instrText xml:space="preserve"> PAGEREF _Toc221880429 \h </w:instrText>
+              <w:instrText xml:space="preserve"> PAGEREF _Toc221884442 \h </w:instrText>
             </w:r>
             <w:r>
               <w:rPr>
                 <w:rFonts w:ascii="Times New Roman" w:hAnsi="Times New Roman" w:cs="Times New Roman"/>
                 <w:noProof/>
                 <w:webHidden/>
-                <w:color w:val="000000" w:themeColor="text1"/>
                 <w:sz w:val="28"/>
                 <w:szCs w:val="28"/>
               </w:rPr>
@@ -3253,7 +3307,6 @@
                 <w:rFonts w:ascii="Times New Roman" w:hAnsi="Times New Roman" w:cs="Times New Roman"/>
                 <w:noProof/>
                 <w:webHidden/>
-                <w:color w:val="000000" w:themeColor="text1"/>
                 <w:sz w:val="28"/>
                 <w:szCs w:val="28"/>
               </w:rPr>
@@ -3264,7 +3317,6 @@
                 <w:rFonts w:ascii="Times New Roman" w:hAnsi="Times New Roman" w:cs="Times New Roman"/>
                 <w:noProof/>
                 <w:webHidden/>
-                <w:color w:val="000000" w:themeColor="text1"/>
                 <w:sz w:val="28"/>
                 <w:szCs w:val="28"/>
               </w:rPr>
@@ -3275,7 +3327,6 @@
                 <w:rFonts w:ascii="Times New Roman" w:hAnsi="Times New Roman" w:cs="Times New Roman"/>
                 <w:noProof/>
                 <w:webHidden/>
-                <w:color w:val="000000" w:themeColor="text1"/>
                 <w:sz w:val="28"/>
                 <w:szCs w:val="28"/>
               </w:rPr>
@@ -3289,22 +3340,23 @@
             <w:tabs>
               <w:tab w:val="right" w:leader="dot" w:pos="9345"/>
             </w:tabs>
-            <w:spacing w:line="360" w:lineRule="auto"/>
+            <w:spacing w:after="0" w:line="360" w:lineRule="auto"/>
             <w:rPr>
-              <w:rFonts w:ascii="Times New Roman" w:hAnsi="Times New Roman" w:cs="Times New Roman"/>
+              <w:rFonts w:ascii="Times New Roman" w:eastAsiaTheme="minorEastAsia" w:hAnsi="Times New Roman" w:cs="Times New Roman"/>
               <w:noProof/>
-              <w:color w:val="000000" w:themeColor="text1"/>
+              <w:kern w:val="0"/>
               <w:sz w:val="28"/>
               <w:szCs w:val="28"/>
+              <w:lang w:eastAsia="ru-RU"/>
+              <w14:ligatures w14:val="none"/>
             </w:rPr>
           </w:pPr>
-          <w:hyperlink w:anchor="_Toc221880430" w:history="1">
+          <w:hyperlink w:anchor="_Toc221884443" w:history="1">
             <w:r>
               <w:rPr>
                 <w:rStyle w:val="ab"/>
                 <w:rFonts w:ascii="Times New Roman" w:hAnsi="Times New Roman" w:cs="Times New Roman"/>
                 <w:noProof/>
-                <w:color w:val="000000" w:themeColor="text1"/>
                 <w:sz w:val="28"/>
                 <w:szCs w:val="28"/>
               </w:rPr>
@@ -3315,7 +3367,6 @@
                 <w:rFonts w:ascii="Times New Roman" w:hAnsi="Times New Roman" w:cs="Times New Roman"/>
                 <w:noProof/>
                 <w:webHidden/>
-                <w:color w:val="000000" w:themeColor="text1"/>
                 <w:sz w:val="28"/>
                 <w:szCs w:val="28"/>
               </w:rPr>
@@ -3326,7 +3377,6 @@
                 <w:rFonts w:ascii="Times New Roman" w:hAnsi="Times New Roman" w:cs="Times New Roman"/>
                 <w:noProof/>
                 <w:webHidden/>
-                <w:color w:val="000000" w:themeColor="text1"/>
                 <w:sz w:val="28"/>
                 <w:szCs w:val="28"/>
               </w:rPr>
@@ -3337,18 +3387,16 @@
                 <w:rFonts w:ascii="Times New Roman" w:hAnsi="Times New Roman" w:cs="Times New Roman"/>
                 <w:noProof/>
                 <w:webHidden/>
-                <w:color w:val="000000" w:themeColor="text1"/>
                 <w:sz w:val="28"/>
                 <w:szCs w:val="28"/>
               </w:rPr>
-              <w:instrText xml:space="preserve"> PAGEREF _Toc221880430 \h </w:instrText>
+              <w:instrText xml:space="preserve"> PAGEREF _Toc221884443 \h </w:instrText>
             </w:r>
             <w:r>
               <w:rPr>
                 <w:rFonts w:ascii="Times New Roman" w:hAnsi="Times New Roman" w:cs="Times New Roman"/>
                 <w:noProof/>
                 <w:webHidden/>
-                <w:color w:val="000000" w:themeColor="text1"/>
                 <w:sz w:val="28"/>
                 <w:szCs w:val="28"/>
               </w:rPr>
@@ -3358,7 +3406,6 @@
                 <w:rFonts w:ascii="Times New Roman" w:hAnsi="Times New Roman" w:cs="Times New Roman"/>
                 <w:noProof/>
                 <w:webHidden/>
-                <w:color w:val="000000" w:themeColor="text1"/>
                 <w:sz w:val="28"/>
                 <w:szCs w:val="28"/>
               </w:rPr>
@@ -3369,18 +3416,113 @@
                 <w:rFonts w:ascii="Times New Roman" w:hAnsi="Times New Roman" w:cs="Times New Roman"/>
                 <w:noProof/>
                 <w:webHidden/>
-                <w:color w:val="000000" w:themeColor="text1"/>
                 <w:sz w:val="28"/>
                 <w:szCs w:val="28"/>
               </w:rPr>
-              <w:t>6</w:t>
+              <w:t>5</w:t>
             </w:r>
             <w:r>
               <w:rPr>
                 <w:rFonts w:ascii="Times New Roman" w:hAnsi="Times New Roman" w:cs="Times New Roman"/>
                 <w:noProof/>
                 <w:webHidden/>
-                <w:color w:val="000000" w:themeColor="text1"/>
+                <w:sz w:val="28"/>
+                <w:szCs w:val="28"/>
+              </w:rPr>
+              <w:fldChar w:fldCharType="end"/>
+            </w:r>
+          </w:hyperlink>
+        </w:p>
+        <w:p>
+          <w:pPr>
+            <w:pStyle w:val="11"/>
+            <w:tabs>
+              <w:tab w:val="right" w:leader="dot" w:pos="9345"/>
+            </w:tabs>
+            <w:spacing w:after="0" w:line="360" w:lineRule="auto"/>
+            <w:rPr>
+              <w:rFonts w:eastAsiaTheme="minorEastAsia"/>
+              <w:noProof/>
+              <w:kern w:val="0"/>
+              <w:lang w:eastAsia="ru-RU"/>
+              <w14:ligatures w14:val="none"/>
+            </w:rPr>
+          </w:pPr>
+          <w:hyperlink w:anchor="_Toc221884444" w:history="1">
+            <w:r>
+              <w:rPr>
+                <w:rStyle w:val="ab"/>
+                <w:rFonts w:ascii="Times New Roman" w:hAnsi="Times New Roman" w:cs="Times New Roman"/>
+                <w:noProof/>
+                <w:sz w:val="28"/>
+                <w:szCs w:val="28"/>
+              </w:rPr>
+              <w:t>Заключение</w:t>
+            </w:r>
+            <w:r>
+              <w:rPr>
+                <w:rFonts w:ascii="Times New Roman" w:hAnsi="Times New Roman" w:cs="Times New Roman"/>
+                <w:noProof/>
+                <w:webHidden/>
+                <w:sz w:val="28"/>
+                <w:szCs w:val="28"/>
+              </w:rPr>
+              <w:tab/>
+            </w:r>
+            <w:r>
+              <w:rPr>
+                <w:rFonts w:ascii="Times New Roman" w:hAnsi="Times New Roman" w:cs="Times New Roman"/>
+                <w:noProof/>
+                <w:webHidden/>
+                <w:sz w:val="28"/>
+                <w:szCs w:val="28"/>
+              </w:rPr>
+              <w:fldChar w:fldCharType="begin"/>
+            </w:r>
+            <w:r>
+              <w:rPr>
+                <w:rFonts w:ascii="Times New Roman" w:hAnsi="Times New Roman" w:cs="Times New Roman"/>
+                <w:noProof/>
+                <w:webHidden/>
+                <w:sz w:val="28"/>
+                <w:szCs w:val="28"/>
+              </w:rPr>
+              <w:instrText xml:space="preserve"> PAGEREF _Toc221884444 \h </w:instrText>
+            </w:r>
+            <w:r>
+              <w:rPr>
+                <w:rFonts w:ascii="Times New Roman" w:hAnsi="Times New Roman" w:cs="Times New Roman"/>
+                <w:noProof/>
+                <w:webHidden/>
+                <w:sz w:val="28"/>
+                <w:szCs w:val="28"/>
+              </w:rPr>
+            </w:r>
+            <w:r>
+              <w:rPr>
+                <w:rFonts w:ascii="Times New Roman" w:hAnsi="Times New Roman" w:cs="Times New Roman"/>
+                <w:noProof/>
+                <w:webHidden/>
+                <w:sz w:val="28"/>
+                <w:szCs w:val="28"/>
+              </w:rPr>
+              <w:fldChar w:fldCharType="separate"/>
+            </w:r>
+            <w:r>
+              <w:rPr>
+                <w:rFonts w:ascii="Times New Roman" w:hAnsi="Times New Roman" w:cs="Times New Roman"/>
+                <w:noProof/>
+                <w:webHidden/>
+                <w:sz w:val="28"/>
+                <w:szCs w:val="28"/>
+              </w:rPr>
+              <w:t>7</w:t>
+            </w:r>
+            <w:r>
+              <w:rPr>
+                <w:rFonts w:ascii="Times New Roman" w:hAnsi="Times New Roman" w:cs="Times New Roman"/>
+                <w:noProof/>
+                <w:webHidden/>
                 <w:sz w:val="28"/>
                 <w:szCs w:val="28"/>
               </w:rPr>
@@ -3419,12 +3561,12 @@
           <w:b w:val="0"/>
         </w:rPr>
       </w:pPr>
-      <w:bookmarkStart w:id="1" w:name="_Toc221880427"/>
+      <w:bookmarkStart w:id="2" w:name="_Toc221884440"/>
       <w:r>
         <w:lastRenderedPageBreak/>
         <w:t>Введение</w:t>
       </w:r>
-      <w:bookmarkEnd w:id="1"/>
+      <w:bookmarkEnd w:id="2"/>
     </w:p>
     <w:p>
       <w:pPr>
@@ -3655,24 +3797,24 @@
       <w:pPr>
         <w:pStyle w:val="1"/>
       </w:pPr>
-      <w:bookmarkStart w:id="2" w:name="_Toc221880428"/>
+      <w:bookmarkStart w:id="3" w:name="_Toc221884441"/>
       <w:r>
         <w:t>Ход работы</w:t>
-      </w:r>
-      <w:bookmarkEnd w:id="2"/>
-    </w:p>
-    <w:p>
-      <w:pPr>
-        <w:pStyle w:val="2"/>
-      </w:pPr>
-      <w:bookmarkStart w:id="3" w:name="_Toc221880429"/>
-      <w:r>
-        <w:t>Теоретические аспекты</w:t>
       </w:r>
       <w:bookmarkEnd w:id="3"/>
     </w:p>
     <w:p>
       <w:pPr>
+        <w:pStyle w:val="2"/>
+      </w:pPr>
+      <w:bookmarkStart w:id="4" w:name="_Toc221884442"/>
+      <w:r>
+        <w:t>Теоретические аспекты</w:t>
+      </w:r>
+      <w:bookmarkEnd w:id="4"/>
+    </w:p>
+    <w:p>
+      <w:pPr>
         <w:spacing w:after="0" w:line="360" w:lineRule="auto"/>
         <w:jc w:val="center"/>
         <w:rPr>
@@ -3788,16 +3930,7 @@
           <w:sz w:val="28"/>
           <w:szCs w:val="28"/>
         </w:rPr>
-        <w:t>Шапк</w:t>
-      </w:r>
-      <w:r>
-        <w:rPr>
-          <w:rFonts w:ascii="Times New Roman" w:hAnsi="Times New Roman" w:cs="Times New Roman"/>
-          <w:i/>
-          <w:sz w:val="28"/>
-          <w:szCs w:val="28"/>
-        </w:rPr>
-        <w:t>а документа (общая информация):</w:t>
+        <w:t>Шапка документа (общая информация):</w:t>
       </w:r>
     </w:p>
     <w:p>
@@ -3825,15 +3958,7 @@
           <w:sz w:val="28"/>
           <w:szCs w:val="28"/>
         </w:rPr>
-        <w:t>Наимено</w:t>
-      </w:r>
-      <w:r>
-        <w:rPr>
-          <w:rFonts w:ascii="Times New Roman" w:hAnsi="Times New Roman" w:cs="Times New Roman"/>
-          <w:sz w:val="28"/>
-          <w:szCs w:val="28"/>
-        </w:rPr>
-        <w:t>вание документа: Счет на оплату</w:t>
+        <w:t>Наименование документа: Счет на оплату</w:t>
       </w:r>
     </w:p>
     <w:p>
@@ -3889,15 +4014,7 @@
           <w:sz w:val="28"/>
           <w:szCs w:val="28"/>
         </w:rPr>
-        <w:t>Дата со</w:t>
-      </w:r>
-      <w:r>
-        <w:rPr>
-          <w:rFonts w:ascii="Times New Roman" w:hAnsi="Times New Roman" w:cs="Times New Roman"/>
-          <w:sz w:val="28"/>
-          <w:szCs w:val="28"/>
-        </w:rPr>
-        <w:t xml:space="preserve">ставления: </w:t>
+        <w:t xml:space="preserve">Дата составления: </w:t>
       </w:r>
       <w:r>
         <w:rPr>
@@ -5388,15 +5505,7 @@
           <w:sz w:val="28"/>
           <w:szCs w:val="28"/>
         </w:rPr>
-        <w:t xml:space="preserve">Продавца: Расчетный </w:t>
-      </w:r>
-      <w:r>
-        <w:rPr>
-          <w:rFonts w:ascii="Times New Roman" w:hAnsi="Times New Roman" w:cs="Times New Roman"/>
-          <w:sz w:val="28"/>
-          <w:szCs w:val="28"/>
-        </w:rPr>
-        <w:t>счет, БИК, Корр. счет, ИНН/КПП.</w:t>
+        <w:t>Продавца: Расчетный счет, БИК, Корр. счет, ИНН/КПП.</w:t>
       </w:r>
     </w:p>
     <w:p>
@@ -5424,15 +5533,7 @@
           <w:sz w:val="28"/>
           <w:szCs w:val="28"/>
         </w:rPr>
-        <w:t>Док</w:t>
-      </w:r>
-      <w:r>
-        <w:rPr>
-          <w:rFonts w:ascii="Times New Roman" w:hAnsi="Times New Roman" w:cs="Times New Roman"/>
-          <w:sz w:val="28"/>
-          <w:szCs w:val="28"/>
-        </w:rPr>
-        <w:t>умента: Сумма всего, сумма НДС.</w:t>
+        <w:t>Документа: Сумма всего, сумма НДС.</w:t>
       </w:r>
     </w:p>
     <w:p>
@@ -5529,15 +5630,7 @@
           <w:szCs w:val="28"/>
         </w:rPr>
         <w:lastRenderedPageBreak/>
-        <w:t>Контрагенты: Наим</w:t>
-      </w:r>
-      <w:r>
-        <w:rPr>
-          <w:rFonts w:ascii="Times New Roman" w:hAnsi="Times New Roman" w:cs="Times New Roman"/>
-          <w:sz w:val="28"/>
-          <w:szCs w:val="28"/>
-        </w:rPr>
-        <w:t>енование покупателя и продавца.</w:t>
+        <w:t>Контрагенты: Наименование покупателя и продавца.</w:t>
       </w:r>
     </w:p>
     <w:p>
@@ -5572,11 +5665,11 @@
       <w:pPr>
         <w:pStyle w:val="2"/>
       </w:pPr>
-      <w:bookmarkStart w:id="4" w:name="_Toc221880430"/>
+      <w:bookmarkStart w:id="5" w:name="_Toc221884443"/>
       <w:r>
         <w:t>Практические аспекты</w:t>
       </w:r>
-      <w:bookmarkEnd w:id="4"/>
+      <w:bookmarkEnd w:id="5"/>
     </w:p>
     <w:p>
       <w:pPr>
@@ -7683,7 +7776,7 @@
           <w:kern w:val="0"/>
           <w:sz w:val="20"/>
           <w:szCs w:val="20"/>
-          <w:lang w:eastAsia="ru-RU"/>
+          <w:lang w:val="en-US" w:eastAsia="ru-RU"/>
           <w14:ligatures w14:val="none"/>
         </w:rPr>
       </w:pPr>
@@ -7700,32 +7793,33 @@
         <w:t xml:space="preserve">    </w:t>
       </w:r>
       <w:proofErr w:type="spellStart"/>
-      <w:r>
-        <w:rPr>
-          <w:rFonts w:ascii="Consolas" w:eastAsia="Times New Roman" w:hAnsi="Consolas" w:cs="Courier New"/>
-          <w:color w:val="0F1115"/>
-          <w:kern w:val="0"/>
-          <w:sz w:val="20"/>
-          <w:szCs w:val="20"/>
-          <w:lang w:eastAsia="ru-RU"/>
+      <w:proofErr w:type="gramStart"/>
+      <w:r>
+        <w:rPr>
+          <w:rFonts w:ascii="Consolas" w:eastAsia="Times New Roman" w:hAnsi="Consolas" w:cs="Courier New"/>
+          <w:color w:val="0F1115"/>
+          <w:kern w:val="0"/>
+          <w:sz w:val="20"/>
+          <w:szCs w:val="20"/>
+          <w:lang w:val="en-US" w:eastAsia="ru-RU"/>
           <w14:ligatures w14:val="none"/>
         </w:rPr>
         <w:t>bank_name</w:t>
       </w:r>
       <w:proofErr w:type="spellEnd"/>
-      <w:r>
-        <w:rPr>
-          <w:rFonts w:ascii="Consolas" w:eastAsia="Times New Roman" w:hAnsi="Consolas" w:cs="Courier New"/>
-          <w:color w:val="0F1115"/>
-          <w:kern w:val="0"/>
-          <w:sz w:val="20"/>
-          <w:szCs w:val="20"/>
-          <w:lang w:eastAsia="ru-RU"/>
+      <w:proofErr w:type="gramEnd"/>
+      <w:r>
+        <w:rPr>
+          <w:rFonts w:ascii="Consolas" w:eastAsia="Times New Roman" w:hAnsi="Consolas" w:cs="Courier New"/>
+          <w:color w:val="0F1115"/>
+          <w:kern w:val="0"/>
+          <w:sz w:val="20"/>
+          <w:szCs w:val="20"/>
+          <w:lang w:val="en-US" w:eastAsia="ru-RU"/>
           <w14:ligatures w14:val="none"/>
         </w:rPr>
         <w:t xml:space="preserve"> </w:t>
       </w:r>
-      <w:proofErr w:type="gramStart"/>
       <w:r>
         <w:rPr>
           <w:rFonts w:ascii="Consolas" w:eastAsia="Times New Roman" w:hAnsi="Consolas" w:cs="Courier New"/>
@@ -7733,7 +7827,7 @@
           <w:kern w:val="0"/>
           <w:sz w:val="20"/>
           <w:szCs w:val="20"/>
-          <w:lang w:eastAsia="ru-RU"/>
+          <w:lang w:val="en-US" w:eastAsia="ru-RU"/>
           <w14:ligatures w14:val="none"/>
         </w:rPr>
         <w:t>VARCHAR</w:t>
@@ -7745,12 +7839,11 @@
           <w:kern w:val="0"/>
           <w:sz w:val="20"/>
           <w:szCs w:val="20"/>
-          <w:lang w:eastAsia="ru-RU"/>
+          <w:lang w:val="en-US" w:eastAsia="ru-RU"/>
           <w14:ligatures w14:val="none"/>
         </w:rPr>
         <w:t>(</w:t>
       </w:r>
-      <w:proofErr w:type="gramEnd"/>
       <w:r>
         <w:rPr>
           <w:rFonts w:ascii="Consolas" w:eastAsia="Times New Roman" w:hAnsi="Consolas" w:cs="Courier New"/>
@@ -7758,7 +7851,7 @@
           <w:kern w:val="0"/>
           <w:sz w:val="20"/>
           <w:szCs w:val="20"/>
-          <w:lang w:eastAsia="ru-RU"/>
+          <w:lang w:val="en-US" w:eastAsia="ru-RU"/>
           <w14:ligatures w14:val="none"/>
         </w:rPr>
         <w:t>255</w:t>
@@ -7770,7 +7863,7 @@
           <w:kern w:val="0"/>
           <w:sz w:val="20"/>
           <w:szCs w:val="20"/>
-          <w:lang w:eastAsia="ru-RU"/>
+          <w:lang w:val="en-US" w:eastAsia="ru-RU"/>
           <w14:ligatures w14:val="none"/>
         </w:rPr>
         <w:t>),</w:t>
@@ -7925,7 +8018,7 @@
           <w:kern w:val="0"/>
           <w:sz w:val="20"/>
           <w:szCs w:val="20"/>
-          <w:lang w:val="en-US" w:eastAsia="ru-RU"/>
+          <w:lang w:eastAsia="ru-RU"/>
           <w14:ligatures w14:val="none"/>
         </w:rPr>
       </w:pPr>
@@ -7953,9 +8046,33 @@
           <w:lang w:val="en-US" w:eastAsia="ru-RU"/>
           <w14:ligatures w14:val="none"/>
         </w:rPr>
-        <w:t>corr_account</w:t>
+        <w:t>corr</w:t>
       </w:r>
       <w:proofErr w:type="spellEnd"/>
+      <w:r>
+        <w:rPr>
+          <w:rFonts w:ascii="Consolas" w:eastAsia="Times New Roman" w:hAnsi="Consolas" w:cs="Courier New"/>
+          <w:color w:val="0F1115"/>
+          <w:kern w:val="0"/>
+          <w:sz w:val="20"/>
+          <w:szCs w:val="20"/>
+          <w:lang w:eastAsia="ru-RU"/>
+          <w14:ligatures w14:val="none"/>
+        </w:rPr>
+        <w:t>_</w:t>
+      </w:r>
+      <w:r>
+        <w:rPr>
+          <w:rFonts w:ascii="Consolas" w:eastAsia="Times New Roman" w:hAnsi="Consolas" w:cs="Courier New"/>
+          <w:color w:val="0F1115"/>
+          <w:kern w:val="0"/>
+          <w:sz w:val="20"/>
+          <w:szCs w:val="20"/>
+          <w:lang w:val="en-US" w:eastAsia="ru-RU"/>
+          <w14:ligatures w14:val="none"/>
+        </w:rPr>
+        <w:t>account</w:t>
+      </w:r>
       <w:proofErr w:type="gramEnd"/>
       <w:r>
         <w:rPr>
@@ -7964,7 +8081,7 @@
           <w:kern w:val="0"/>
           <w:sz w:val="20"/>
           <w:szCs w:val="20"/>
-          <w:lang w:val="en-US" w:eastAsia="ru-RU"/>
+          <w:lang w:eastAsia="ru-RU"/>
           <w14:ligatures w14:val="none"/>
         </w:rPr>
         <w:t xml:space="preserve"> </w:t>
@@ -7988,7 +8105,7 @@
           <w:kern w:val="0"/>
           <w:sz w:val="20"/>
           <w:szCs w:val="20"/>
-          <w:lang w:val="en-US" w:eastAsia="ru-RU"/>
+          <w:lang w:eastAsia="ru-RU"/>
           <w14:ligatures w14:val="none"/>
         </w:rPr>
         <w:t>(</w:t>
@@ -8000,7 +8117,7 @@
           <w:kern w:val="0"/>
           <w:sz w:val="20"/>
           <w:szCs w:val="20"/>
-          <w:lang w:val="en-US" w:eastAsia="ru-RU"/>
+          <w:lang w:eastAsia="ru-RU"/>
           <w14:ligatures w14:val="none"/>
         </w:rPr>
         <w:t>20</w:t>
@@ -8012,7 +8129,7 @@
           <w:kern w:val="0"/>
           <w:sz w:val="20"/>
           <w:szCs w:val="20"/>
-          <w:lang w:val="en-US" w:eastAsia="ru-RU"/>
+          <w:lang w:eastAsia="ru-RU"/>
           <w14:ligatures w14:val="none"/>
         </w:rPr>
         <w:t>)</w:t>
@@ -8091,7 +8208,7 @@
           <w:kern w:val="0"/>
           <w:sz w:val="20"/>
           <w:szCs w:val="20"/>
-          <w:lang w:val="en-US" w:eastAsia="ru-RU"/>
+          <w:lang w:eastAsia="ru-RU"/>
           <w14:ligatures w14:val="none"/>
         </w:rPr>
       </w:pPr>
@@ -8104,7 +8221,7 @@
           <w:kern w:val="0"/>
           <w:sz w:val="20"/>
           <w:szCs w:val="20"/>
-          <w:lang w:val="en-US" w:eastAsia="ru-RU"/>
+          <w:lang w:eastAsia="ru-RU"/>
           <w14:ligatures w14:val="none"/>
         </w:rPr>
         <w:t xml:space="preserve">-- 3. </w:t>
@@ -8132,7 +8249,7 @@
           <w:kern w:val="0"/>
           <w:sz w:val="20"/>
           <w:szCs w:val="20"/>
-          <w:lang w:val="en-US" w:eastAsia="ru-RU"/>
+          <w:lang w:eastAsia="ru-RU"/>
           <w14:ligatures w14:val="none"/>
         </w:rPr>
         <w:t xml:space="preserve"> </w:t>
@@ -8160,7 +8277,7 @@
           <w:kern w:val="0"/>
           <w:sz w:val="20"/>
           <w:szCs w:val="20"/>
-          <w:lang w:val="en-US" w:eastAsia="ru-RU"/>
+          <w:lang w:eastAsia="ru-RU"/>
           <w14:ligatures w14:val="none"/>
         </w:rPr>
         <w:t>/</w:t>
@@ -12890,9 +13007,11 @@
       <w:pPr>
         <w:pStyle w:val="1"/>
       </w:pPr>
+      <w:bookmarkStart w:id="6" w:name="_Toc221884444"/>
       <w:r>
         <w:t>Заключение</w:t>
       </w:r>
+      <w:bookmarkEnd w:id="6"/>
     </w:p>
     <w:p>
       <w:pPr>
@@ -12945,8 +13064,6 @@
         </w:rPr>
         <w:t xml:space="preserve"> анализа экономической документации, выделения ключевых реквизитов, проектирования реляционной базы данных (концептуальный, логический и физический уровни) и моделирования бизнес-процесса обработки документа с использованием нотации BPMN.</w:t>
       </w:r>
-      <w:bookmarkStart w:id="5" w:name="_GoBack"/>
-      <w:bookmarkEnd w:id="5"/>
     </w:p>
     <w:p>
       <w:pPr>
@@ -13028,7 +13145,7 @@
           <w:rPr>
             <w:noProof/>
           </w:rPr>
-          <w:t>6</w:t>
+          <w:t>7</w:t>
         </w:r>
         <w:r>
           <w:fldChar w:fldCharType="end"/>
@@ -13055,7 +13172,13 @@
       <w:jc w:val="center"/>
     </w:pPr>
     <w:r>
-      <w:t>Нижний Новгород 2024 г.</w:t>
+      <w:t>Нижний Новгород 202</w:t>
+    </w:r>
+    <w:r>
+      <w:t>6</w:t>
+    </w:r>
+    <w:r>
+      <w:t xml:space="preserve"> г.</w:t>
     </w:r>
   </w:p>
 </w:ftr>
@@ -14805,7 +14928,7 @@
 </file>
 
 <file path=customXml/itemProps1.xml><?xml version="1.0" encoding="utf-8"?>
-<ds:datastoreItem xmlns:ds="http://schemas.openxmlformats.org/officeDocument/2006/customXml" ds:itemID="{C20237A0-5FDB-4E00-8508-D92B69488268}">
+<ds:datastoreItem xmlns:ds="http://schemas.openxmlformats.org/officeDocument/2006/customXml" ds:itemID="{5B15A950-B863-4C87-A793-42FEF6A6B4F3}">
   <ds:schemaRefs>
     <ds:schemaRef ds:uri="http://schemas.openxmlformats.org/officeDocument/2006/bibliography"/>
   </ds:schemaRefs>
